--- a/technical_protection_of_information/практики/1/2026/Документы/28. Приложение 5 к заявлению — Перечень защищаемых ресурсов.docx
+++ b/technical_protection_of_information/практики/1/2026/Документы/28. Приложение 5 к заявлению — Перечень защищаемых ресурсов.docx
@@ -224,6 +224,7 @@
         <w:trPr>
           <w:cantSplit/>
           <w:trHeight w:val="482"/>
+          <w:cantSplit/>
         </w:trPr>
         <w:tc>
           <w:tcPr>
@@ -231,8 +232,7 @@
           </w:tcPr>
           <w:p>
             <w:pPr>
-              <w:keepLines/>
-              <w:widowControl/>
+              <w:spacing w:after="0" w:line="240" w:lineRule="auto"/>
               <w:jc w:val="center"/>
               <w:rPr>
                 <w:sz w:val="22"/>
@@ -244,7 +244,7 @@
                 <w:rFonts w:ascii="Times New Roman" w:hAnsi="Times New Roman"/>
                 <w:sz w:val="22"/>
               </w:rPr>
-              <w:t>1</w:t>
+              <w:t>R1</w:t>
             </w:r>
           </w:p>
         </w:tc>
@@ -254,8 +254,7 @@
           </w:tcPr>
           <w:p>
             <w:pPr>
-              <w:keepLines/>
-              <w:widowControl/>
+              <w:spacing w:after="0" w:line="240" w:lineRule="auto"/>
               <w:rPr>
                 <w:sz w:val="22"/>
                 <w:szCs w:val="22"/>
@@ -266,7 +265,7 @@
                 <w:rFonts w:ascii="Times New Roman" w:hAnsi="Times New Roman"/>
                 <w:sz w:val="22"/>
               </w:rPr>
-              <w:t>База данных договоров и клиентов</w:t>
+              <w:t>Материалы заказов и результаты работ</w:t>
             </w:r>
           </w:p>
         </w:tc>
@@ -276,8 +275,7 @@
           </w:tcPr>
           <w:p>
             <w:pPr>
-              <w:keepLines/>
-              <w:widowControl/>
+              <w:spacing w:after="0" w:line="240" w:lineRule="auto"/>
               <w:rPr>
                 <w:sz w:val="22"/>
                 <w:szCs w:val="22"/>
@@ -288,7 +286,7 @@
                 <w:rFonts w:ascii="Times New Roman" w:hAnsi="Times New Roman"/>
                 <w:sz w:val="22"/>
               </w:rPr>
-              <w:t>коммерческая тайна</w:t>
+              <w:t>/srv/secure/orders; доступ: Ковалев; инженеры по назначенным заказам; Договоры и режим коммерческой тайны</w:t>
             </w:r>
           </w:p>
         </w:tc>
@@ -303,6 +301,7 @@
         <w:trPr>
           <w:cantSplit/>
           <w:trHeight w:val="482"/>
+          <w:cantSplit/>
         </w:trPr>
         <w:tc>
           <w:tcPr>
@@ -310,8 +309,7 @@
           </w:tcPr>
           <w:p>
             <w:pPr>
-              <w:keepLines/>
-              <w:widowControl/>
+              <w:spacing w:after="0" w:line="240" w:lineRule="auto"/>
               <w:jc w:val="center"/>
               <w:rPr>
                 <w:sz w:val="22"/>
@@ -323,7 +321,7 @@
                 <w:rFonts w:ascii="Times New Roman" w:hAnsi="Times New Roman"/>
                 <w:sz w:val="22"/>
               </w:rPr>
-              <w:t>2</w:t>
+              <w:t>R2</w:t>
             </w:r>
           </w:p>
         </w:tc>
@@ -333,8 +331,7 @@
           </w:tcPr>
           <w:p>
             <w:pPr>
-              <w:keepLines/>
-              <w:widowControl/>
+              <w:spacing w:after="0" w:line="240" w:lineRule="auto"/>
               <w:rPr>
                 <w:sz w:val="22"/>
                 <w:szCs w:val="22"/>
@@ -345,7 +342,7 @@
                 <w:rFonts w:ascii="Times New Roman" w:hAnsi="Times New Roman"/>
                 <w:sz w:val="22"/>
               </w:rPr>
-              <w:t>Организационно-распорядительная документация (ОРД)</w:t>
+              <w:t>Договоры и реквизиты контрагентов</w:t>
             </w:r>
           </w:p>
         </w:tc>
@@ -355,8 +352,7 @@
           </w:tcPr>
           <w:p>
             <w:pPr>
-              <w:keepLines/>
-              <w:widowControl/>
+              <w:spacing w:after="0" w:line="240" w:lineRule="auto"/>
               <w:rPr>
                 <w:sz w:val="22"/>
                 <w:szCs w:val="22"/>
@@ -367,7 +363,7 @@
                 <w:rFonts w:ascii="Times New Roman" w:hAnsi="Times New Roman"/>
                 <w:sz w:val="22"/>
               </w:rPr>
-              <w:t>служебная информация ограниченного доступа</w:t>
+              <w:t>/srv/secure/contracts; доступ: Голованов; директор; Договорные обязательства, персональные данные</w:t>
             </w:r>
           </w:p>
         </w:tc>
@@ -382,6 +378,7 @@
         <w:trPr>
           <w:cantSplit/>
           <w:trHeight w:val="482"/>
+          <w:cantSplit/>
         </w:trPr>
         <w:tc>
           <w:tcPr>
@@ -389,8 +386,7 @@
           </w:tcPr>
           <w:p>
             <w:pPr>
-              <w:keepLines/>
-              <w:widowControl/>
+              <w:spacing w:after="0" w:line="240" w:lineRule="auto"/>
               <w:jc w:val="center"/>
               <w:rPr>
                 <w:sz w:val="22"/>
@@ -402,7 +398,7 @@
                 <w:rFonts w:ascii="Times New Roman" w:hAnsi="Times New Roman"/>
                 <w:sz w:val="22"/>
               </w:rPr>
-              <w:t>3</w:t>
+              <w:t>R3</w:t>
             </w:r>
           </w:p>
         </w:tc>
@@ -412,8 +408,7 @@
           </w:tcPr>
           <w:p>
             <w:pPr>
-              <w:keepLines/>
-              <w:widowControl/>
+              <w:spacing w:after="0" w:line="240" w:lineRule="auto"/>
               <w:rPr>
                 <w:sz w:val="22"/>
                 <w:szCs w:val="22"/>
@@ -424,7 +419,7 @@
                 <w:rFonts w:ascii="Times New Roman" w:hAnsi="Times New Roman"/>
                 <w:sz w:val="22"/>
               </w:rPr>
-              <w:t>База персональных данных работников и контрагентов</w:t>
+              <w:t>Кадровые персональные данные</w:t>
             </w:r>
           </w:p>
         </w:tc>
@@ -434,8 +429,7 @@
           </w:tcPr>
           <w:p>
             <w:pPr>
-              <w:keepLines/>
-              <w:widowControl/>
+              <w:spacing w:after="0" w:line="240" w:lineRule="auto"/>
               <w:rPr>
                 <w:sz w:val="22"/>
                 <w:szCs w:val="22"/>
@@ -446,7 +440,7 @@
                 <w:rFonts w:ascii="Times New Roman" w:hAnsi="Times New Roman"/>
                 <w:sz w:val="22"/>
               </w:rPr>
-              <w:t>персональные данные</w:t>
+              <w:t>/srv/secure/personnel; доступ: Голованов; директор; Трудовые отношения; иные ПДн</w:t>
             </w:r>
           </w:p>
         </w:tc>
@@ -461,6 +455,7 @@
         <w:trPr>
           <w:cantSplit/>
           <w:trHeight w:val="482"/>
+          <w:cantSplit/>
         </w:trPr>
         <w:tc>
           <w:tcPr>
@@ -468,8 +463,7 @@
           </w:tcPr>
           <w:p>
             <w:pPr>
-              <w:keepLines/>
-              <w:widowControl/>
+              <w:spacing w:after="0" w:line="240" w:lineRule="auto"/>
               <w:jc w:val="center"/>
               <w:rPr>
                 <w:sz w:val="22"/>
@@ -481,7 +475,7 @@
                 <w:rFonts w:ascii="Times New Roman" w:hAnsi="Times New Roman"/>
                 <w:sz w:val="22"/>
               </w:rPr>
-              <w:t>4</w:t>
+              <w:t>R4</w:t>
             </w:r>
           </w:p>
         </w:tc>
@@ -491,8 +485,7 @@
           </w:tcPr>
           <w:p>
             <w:pPr>
-              <w:keepLines/>
-              <w:widowControl/>
+              <w:spacing w:after="0" w:line="240" w:lineRule="auto"/>
               <w:rPr>
                 <w:sz w:val="22"/>
                 <w:szCs w:val="22"/>
@@ -503,7 +496,7 @@
                 <w:rFonts w:ascii="Times New Roman" w:hAnsi="Times New Roman"/>
                 <w:sz w:val="22"/>
               </w:rPr>
-              <w:t>Учётные записи и ключевая информация (СКЗИ)</w:t>
+              <w:t>Организационно-распорядительные документы</w:t>
             </w:r>
           </w:p>
         </w:tc>
@@ -513,8 +506,7 @@
           </w:tcPr>
           <w:p>
             <w:pPr>
-              <w:keepLines/>
-              <w:widowControl/>
+              <w:spacing w:after="0" w:line="240" w:lineRule="auto"/>
               <w:rPr>
                 <w:sz w:val="22"/>
                 <w:szCs w:val="22"/>
@@ -525,7 +517,7 @@
                 <w:rFonts w:ascii="Times New Roman" w:hAnsi="Times New Roman"/>
                 <w:sz w:val="22"/>
               </w:rPr>
-              <w:t>конфиденциальная информация</w:t>
+              <w:t>/srv/secure/ord; доступ: По должностным обязанностям; Внутренний порядок доступа</w:t>
             </w:r>
           </w:p>
         </w:tc>
@@ -540,6 +532,7 @@
         <w:trPr>
           <w:cantSplit/>
           <w:trHeight w:val="482"/>
+          <w:cantSplit/>
         </w:trPr>
         <w:tc>
           <w:tcPr>
@@ -547,9 +540,7 @@
           </w:tcPr>
           <w:p>
             <w:pPr>
-              <w:keepNext/>
-              <w:keepLines/>
-              <w:widowControl/>
+              <w:spacing w:after="0" w:line="240" w:lineRule="auto"/>
               <w:jc w:val="center"/>
               <w:rPr>
                 <w:sz w:val="22"/>
@@ -561,7 +552,7 @@
                 <w:rFonts w:ascii="Times New Roman" w:hAnsi="Times New Roman"/>
                 <w:sz w:val="22"/>
               </w:rPr>
-              <w:t>5</w:t>
+              <w:t>R5</w:t>
             </w:r>
           </w:p>
         </w:tc>
@@ -571,9 +562,7 @@
           </w:tcPr>
           <w:p>
             <w:pPr>
-              <w:keepNext/>
-              <w:keepLines/>
-              <w:widowControl/>
+              <w:spacing w:after="0" w:line="240" w:lineRule="auto"/>
               <w:rPr>
                 <w:sz w:val="22"/>
                 <w:szCs w:val="22"/>
@@ -584,7 +573,7 @@
                 <w:rFonts w:ascii="Times New Roman" w:hAnsi="Times New Roman"/>
                 <w:sz w:val="22"/>
               </w:rPr>
-              <w:t>Журналы регистрации событий безопасности</w:t>
+              <w:t>Конфигурации, журналы и резервные копии</w:t>
             </w:r>
           </w:p>
         </w:tc>
@@ -594,9 +583,7 @@
           </w:tcPr>
           <w:p>
             <w:pPr>
-              <w:keepNext/>
-              <w:keepLines/>
-              <w:widowControl/>
+              <w:spacing w:after="0" w:line="240" w:lineRule="auto"/>
               <w:rPr>
                 <w:sz w:val="22"/>
                 <w:szCs w:val="22"/>
@@ -607,7 +594,7 @@
                 <w:rFonts w:ascii="Times New Roman" w:hAnsi="Times New Roman"/>
                 <w:sz w:val="22"/>
               </w:rPr>
-              <w:t>служебная информация ограниченного доступа</w:t>
+              <w:t>/var/log и BKP-A/B; доступ: Ковалев; Обеспечение безопасности и восстановления</w:t>
             </w:r>
           </w:p>
         </w:tc>
@@ -615,7 +602,6 @@
     </w:tbl>
     <w:p>
       <w:pPr>
-        <w:keepNext/>
         <w:spacing w:after="120"/>
         <w:rPr>
           <w:sz w:val="24"/>
@@ -661,9 +647,7 @@
           </w:tcPr>
           <w:p>
             <w:pPr>
-              <w:keepNext/>
-              <w:keepLines/>
-              <w:widowControl/>
+              <w:spacing w:after="0" w:line="240" w:lineRule="auto"/>
               <w:jc w:val="center"/>
               <w:rPr>
                 <w:sz w:val="24"/>
@@ -692,8 +676,6 @@
           </w:tcPr>
           <w:p>
             <w:pPr>
-              <w:keepNext/>
-              <w:keepLines/>
               <w:jc w:val="center"/>
               <w:rPr>
                 <w:sz w:val="24"/>
@@ -715,8 +697,6 @@
           </w:tcPr>
           <w:p>
             <w:pPr>
-              <w:keepNext/>
-              <w:keepLines/>
               <w:jc w:val="center"/>
               <w:rPr>
                 <w:sz w:val="24"/>
@@ -738,8 +718,6 @@
           </w:tcPr>
           <w:p>
             <w:pPr>
-              <w:keepNext/>
-              <w:keepLines/>
               <w:jc w:val="center"/>
               <w:rPr>
                 <w:sz w:val="24"/>
@@ -761,9 +739,7 @@
           </w:tcPr>
           <w:p>
             <w:pPr>
-              <w:keepNext/>
-              <w:keepLines/>
-              <w:widowControl/>
+              <w:spacing w:after="0" w:line="240" w:lineRule="auto"/>
               <w:jc w:val="center"/>
               <w:rPr>
                 <w:sz w:val="24"/>
@@ -798,10 +774,6 @@
             </w:tcBorders>
           </w:tcPr>
           <w:p>
-            <w:pPr>
-              <w:keepNext/>
-              <w:keepLines/>
-            </w:pPr>
             <w:r>
               <w:t xml:space="preserve">(руководитель постоянно действующего исполнительного органа юридического лица </w:t>
             </w:r>
@@ -823,8 +795,6 @@
           </w:tcPr>
           <w:p>
             <w:pPr>
-              <w:keepNext/>
-              <w:keepLines/>
               <w:jc w:val="center"/>
             </w:pPr>
           </w:p>
@@ -841,8 +811,6 @@
           </w:tcPr>
           <w:p>
             <w:pPr>
-              <w:keepNext/>
-              <w:keepLines/>
               <w:jc w:val="center"/>
             </w:pPr>
             <w:r>
@@ -862,8 +830,6 @@
           </w:tcPr>
           <w:p>
             <w:pPr>
-              <w:keepNext/>
-              <w:keepLines/>
               <w:jc w:val="center"/>
             </w:pPr>
           </w:p>
@@ -880,8 +846,6 @@
           </w:tcPr>
           <w:p>
             <w:pPr>
-              <w:keepNext/>
-              <w:keepLines/>
               <w:jc w:val="center"/>
             </w:pPr>
             <w:r>
@@ -893,8 +857,6 @@
     </w:tbl>
     <w:p>
       <w:pPr>
-        <w:keepNext w:val="0"/>
-        <w:keepLines/>
         <w:ind w:right="12654"/>
         <w:jc w:val="center"/>
       </w:pPr>
